--- a/Documentation/informes/Plan_Iteracion_Sprint9_RespiCare.docx
+++ b/Documentation/informes/Plan_Iteracion_Sprint9_RespiCare.docx
@@ -697,6 +697,144 @@
           <w:sz w:val="24"/>
         </w:rPr>
         <w:t>Entregables de otras iteraciones (Sprint 8 y anteriores ya cerrados; Sprint 10 y posteriores aún no iniciados).</w:t>
+      </w:r>
+    </w:p>
+    <w:p>
+      <w:pPr>
+        <w:jc w:val="both"/>
+      </w:pPr>
+      <w:r>
+        <w:rPr>
+          <w:rFonts w:ascii="Times New Roman" w:hAnsi="Times New Roman" w:cs="Times New Roman"/>
+          <w:b/>
+          <w:i w:val="0"/>
+          <w:sz w:val="24"/>
+        </w:rPr>
+        <w:t>Requerimientos Funcionales relacionados</w:t>
+      </w:r>
+      <w:r>
+        <w:rPr>
+          <w:rFonts w:ascii="Times New Roman" w:hAnsi="Times New Roman" w:cs="Times New Roman"/>
+          <w:b w:val="0"/>
+          <w:i w:val="0"/>
+          <w:sz w:val="24"/>
+        </w:rPr>
+        <w:t xml:space="preserve"> (Documentation/trazabilidad/Matriz_Trazabilidad_RespiCare.xlsx):</w:t>
+      </w:r>
+    </w:p>
+    <w:p>
+      <w:pPr>
+        <w:pStyle w:val="ListBullet"/>
+      </w:pPr>
+      <w:r>
+        <w:rPr>
+          <w:rFonts w:ascii="Times New Roman" w:hAnsi="Times New Roman" w:cs="Times New Roman"/>
+          <w:b/>
+          <w:i w:val="0"/>
+          <w:sz w:val="24"/>
+        </w:rPr>
+        <w:t>RF-011</w:t>
+      </w:r>
+      <w:r>
+        <w:rPr>
+          <w:rFonts w:ascii="Times New Roman" w:hAnsi="Times New Roman" w:cs="Times New Roman"/>
+          <w:b w:val="0"/>
+          <w:i w:val="0"/>
+          <w:sz w:val="24"/>
+        </w:rPr>
+        <w:t>: Módulo educativo — asociado temáticamente — funcionalidad transversal cerrada en la fase de refinamiento</w:t>
+      </w:r>
+    </w:p>
+    <w:p>
+      <w:pPr>
+        <w:jc w:val="both"/>
+      </w:pPr>
+      <w:r>
+        <w:rPr>
+          <w:rFonts w:ascii="Times New Roman" w:hAnsi="Times New Roman" w:cs="Times New Roman"/>
+          <w:b/>
+          <w:i w:val="0"/>
+          <w:sz w:val="24"/>
+        </w:rPr>
+        <w:t>Requerimientos No Funcionales relacionados</w:t>
+      </w:r>
+      <w:r>
+        <w:rPr>
+          <w:rFonts w:ascii="Times New Roman" w:hAnsi="Times New Roman" w:cs="Times New Roman"/>
+          <w:b w:val="0"/>
+          <w:i w:val="0"/>
+          <w:sz w:val="24"/>
+        </w:rPr>
+        <w:t xml:space="preserve"> (FD03-EPIS-Informe SRS de Proyecto.docx, Cuadro de Requerimientos No Funcionales):</w:t>
+      </w:r>
+    </w:p>
+    <w:p>
+      <w:pPr>
+        <w:pStyle w:val="ListBullet"/>
+      </w:pPr>
+      <w:r>
+        <w:rPr>
+          <w:rFonts w:ascii="Times New Roman" w:hAnsi="Times New Roman" w:cs="Times New Roman"/>
+          <w:b/>
+          <w:i w:val="0"/>
+          <w:sz w:val="24"/>
+        </w:rPr>
+        <w:t>RNF-003</w:t>
+      </w:r>
+      <w:r>
+        <w:rPr>
+          <w:rFonts w:ascii="Times New Roman" w:hAnsi="Times New Roman" w:cs="Times New Roman"/>
+          <w:b w:val="0"/>
+          <w:i w:val="0"/>
+          <w:sz w:val="24"/>
+        </w:rPr>
+        <w:t>: Disponibilidad</w:t>
+      </w:r>
+    </w:p>
+    <w:p>
+      <w:pPr>
+        <w:pStyle w:val="ListBullet"/>
+      </w:pPr>
+      <w:r>
+        <w:rPr>
+          <w:rFonts w:ascii="Times New Roman" w:hAnsi="Times New Roman" w:cs="Times New Roman"/>
+          <w:b/>
+          <w:i w:val="0"/>
+          <w:sz w:val="24"/>
+        </w:rPr>
+        <w:t>RNF-009</w:t>
+      </w:r>
+      <w:r>
+        <w:rPr>
+          <w:rFonts w:ascii="Times New Roman" w:hAnsi="Times New Roman" w:cs="Times New Roman"/>
+          <w:b w:val="0"/>
+          <w:i w:val="0"/>
+          <w:sz w:val="24"/>
+        </w:rPr>
+        <w:t>: Mantenibilidad</w:t>
+      </w:r>
+    </w:p>
+    <w:p>
+      <w:pPr>
+        <w:pStyle w:val="ListBullet"/>
+      </w:pPr>
+      <w:r>
+        <w:rPr>
+          <w:rFonts w:ascii="Times New Roman" w:hAnsi="Times New Roman" w:cs="Times New Roman"/>
+          <w:b/>
+          <w:i w:val="0"/>
+          <w:sz w:val="24"/>
+        </w:rPr>
+        <w:t>RNF-012</w:t>
+      </w:r>
+      <w:r>
+        <w:rPr>
+          <w:rFonts w:ascii="Times New Roman" w:hAnsi="Times New Roman" w:cs="Times New Roman"/>
+          <w:b w:val="0"/>
+          <w:i w:val="0"/>
+          <w:sz w:val="24"/>
+        </w:rPr>
+        <w:t>: Cobertura de pruebas</w:t>
       </w:r>
     </w:p>
     <w:p>
@@ -2915,6 +3053,544 @@
     <w:p/>
     <w:p>
       <w:pPr>
+        <w:jc w:val="both"/>
+      </w:pPr>
+      <w:r>
+        <w:rPr>
+          <w:rFonts w:ascii="Times New Roman" w:hAnsi="Times New Roman" w:cs="Times New Roman"/>
+          <w:b/>
+          <w:i w:val="0"/>
+          <w:sz w:val="24"/>
+        </w:rPr>
+        <w:t>Evidencia de código (extractos reales verificados del repositorio):</w:t>
+      </w:r>
+    </w:p>
+    <w:p>
+      <w:pPr>
+        <w:jc w:val="both"/>
+      </w:pPr>
+      <w:r>
+        <w:rPr>
+          <w:rFonts w:ascii="Times New Roman" w:hAnsi="Times New Roman" w:cs="Times New Roman"/>
+          <w:b w:val="0"/>
+          <w:i/>
+          <w:sz w:val="24"/>
+        </w:rPr>
+        <w:t>Entregable: Preparación para producción (verificación CI/CD)</w:t>
+      </w:r>
+    </w:p>
+    <w:p>
+      <w:pPr>
+        <w:jc w:val="both"/>
+      </w:pPr>
+      <w:r>
+        <w:rPr>
+          <w:rFonts w:ascii="Consolas" w:hAnsi="Consolas" w:cs="Consolas"/>
+          <w:b w:val="0"/>
+          <w:i w:val="0"/>
+          <w:sz w:val="18"/>
+        </w:rPr>
+        <w:t>.github/workflows/deploy-production.yml</w:t>
+      </w:r>
+      <w:r>
+        <w:rPr>
+          <w:rFonts w:ascii="Times New Roman" w:hAnsi="Times New Roman" w:cs="Times New Roman"/>
+          <w:b w:val="0"/>
+          <w:i w:val="0"/>
+          <w:sz w:val="24"/>
+        </w:rPr>
+        <w:t xml:space="preserve"> (líneas 1-13):</w:t>
+      </w:r>
+    </w:p>
+    <w:p>
+      <w:pPr>
+        <w:spacing w:after="0" w:before="0"/>
+      </w:pPr>
+      <w:r>
+        <w:rPr>
+          <w:rFonts w:ascii="Consolas" w:hAnsi="Consolas" w:cs="Consolas"/>
+          <w:b w:val="0"/>
+          <w:i w:val="0"/>
+          <w:sz w:val="18"/>
+        </w:rPr>
+        <w:t>name: Deploy to Production</w:t>
+      </w:r>
+    </w:p>
+    <w:p>
+      <w:pPr>
+        <w:spacing w:after="0" w:before="0"/>
+      </w:pPr>
+      <w:r>
+        <w:rPr>
+          <w:rFonts w:ascii="Consolas" w:hAnsi="Consolas" w:cs="Consolas"/>
+          <w:b w:val="0"/>
+          <w:i w:val="0"/>
+          <w:sz w:val="18"/>
+        </w:rPr>
+        <w:t xml:space="preserve"> </w:t>
+      </w:r>
+    </w:p>
+    <w:p>
+      <w:pPr>
+        <w:spacing w:after="0" w:before="0"/>
+      </w:pPr>
+      <w:r>
+        <w:rPr>
+          <w:rFonts w:ascii="Consolas" w:hAnsi="Consolas" w:cs="Consolas"/>
+          <w:b w:val="0"/>
+          <w:i w:val="0"/>
+          <w:sz w:val="18"/>
+        </w:rPr>
+        <w:t>on:</w:t>
+      </w:r>
+    </w:p>
+    <w:p>
+      <w:pPr>
+        <w:spacing w:after="0" w:before="0"/>
+      </w:pPr>
+      <w:r>
+        <w:rPr>
+          <w:rFonts w:ascii="Consolas" w:hAnsi="Consolas" w:cs="Consolas"/>
+          <w:b w:val="0"/>
+          <w:i w:val="0"/>
+          <w:sz w:val="18"/>
+        </w:rPr>
+        <w:t xml:space="preserve">  push:</w:t>
+      </w:r>
+    </w:p>
+    <w:p>
+      <w:pPr>
+        <w:spacing w:after="0" w:before="0"/>
+      </w:pPr>
+      <w:r>
+        <w:rPr>
+          <w:rFonts w:ascii="Consolas" w:hAnsi="Consolas" w:cs="Consolas"/>
+          <w:b w:val="0"/>
+          <w:i w:val="0"/>
+          <w:sz w:val="18"/>
+        </w:rPr>
+        <w:t xml:space="preserve">    tags:</w:t>
+      </w:r>
+    </w:p>
+    <w:p>
+      <w:pPr>
+        <w:spacing w:after="0" w:before="0"/>
+      </w:pPr>
+      <w:r>
+        <w:rPr>
+          <w:rFonts w:ascii="Consolas" w:hAnsi="Consolas" w:cs="Consolas"/>
+          <w:b w:val="0"/>
+          <w:i w:val="0"/>
+          <w:sz w:val="18"/>
+        </w:rPr>
+        <w:t xml:space="preserve">      - 'v*.*.*'</w:t>
+      </w:r>
+    </w:p>
+    <w:p>
+      <w:pPr>
+        <w:spacing w:after="0" w:before="0"/>
+      </w:pPr>
+      <w:r>
+        <w:rPr>
+          <w:rFonts w:ascii="Consolas" w:hAnsi="Consolas" w:cs="Consolas"/>
+          <w:b w:val="0"/>
+          <w:i w:val="0"/>
+          <w:sz w:val="18"/>
+        </w:rPr>
+        <w:t xml:space="preserve">  workflow_dispatch:</w:t>
+      </w:r>
+    </w:p>
+    <w:p>
+      <w:pPr>
+        <w:spacing w:after="0" w:before="0"/>
+      </w:pPr>
+      <w:r>
+        <w:rPr>
+          <w:rFonts w:ascii="Consolas" w:hAnsi="Consolas" w:cs="Consolas"/>
+          <w:b w:val="0"/>
+          <w:i w:val="0"/>
+          <w:sz w:val="18"/>
+        </w:rPr>
+        <w:t xml:space="preserve">    inputs:</w:t>
+      </w:r>
+    </w:p>
+    <w:p>
+      <w:pPr>
+        <w:spacing w:after="0" w:before="0"/>
+      </w:pPr>
+      <w:r>
+        <w:rPr>
+          <w:rFonts w:ascii="Consolas" w:hAnsi="Consolas" w:cs="Consolas"/>
+          <w:b w:val="0"/>
+          <w:i w:val="0"/>
+          <w:sz w:val="18"/>
+        </w:rPr>
+        <w:t xml:space="preserve">      image_tag:</w:t>
+      </w:r>
+    </w:p>
+    <w:p>
+      <w:pPr>
+        <w:spacing w:after="0" w:before="0"/>
+      </w:pPr>
+      <w:r>
+        <w:rPr>
+          <w:rFonts w:ascii="Consolas" w:hAnsi="Consolas" w:cs="Consolas"/>
+          <w:b w:val="0"/>
+          <w:i w:val="0"/>
+          <w:sz w:val="18"/>
+        </w:rPr>
+        <w:t xml:space="preserve">        description: 'Image tag to deploy (must be a version tag like v1.0.0)'</w:t>
+      </w:r>
+    </w:p>
+    <w:p>
+      <w:pPr>
+        <w:spacing w:after="0" w:before="0"/>
+      </w:pPr>
+      <w:r>
+        <w:rPr>
+          <w:rFonts w:ascii="Consolas" w:hAnsi="Consolas" w:cs="Consolas"/>
+          <w:b w:val="0"/>
+          <w:i w:val="0"/>
+          <w:sz w:val="18"/>
+        </w:rPr>
+        <w:t xml:space="preserve">        required: true</w:t>
+      </w:r>
+    </w:p>
+    <w:p>
+      <w:pPr>
+        <w:spacing w:after="0" w:before="0"/>
+      </w:pPr>
+      <w:r>
+        <w:rPr>
+          <w:rFonts w:ascii="Consolas" w:hAnsi="Consolas" w:cs="Consolas"/>
+          <w:b w:val="0"/>
+          <w:i w:val="0"/>
+          <w:sz w:val="18"/>
+        </w:rPr>
+        <w:t xml:space="preserve">      confirm_deploy:</w:t>
+      </w:r>
+    </w:p>
+    <w:p>
+      <w:pPr>
+        <w:spacing w:after="0" w:before="0"/>
+      </w:pPr>
+      <w:r>
+        <w:rPr>
+          <w:rFonts w:ascii="Consolas" w:hAnsi="Consolas" w:cs="Consolas"/>
+          <w:b w:val="0"/>
+          <w:i w:val="0"/>
+          <w:sz w:val="18"/>
+        </w:rPr>
+        <w:t xml:space="preserve">        description: 'Type "DEPLOY" to confirm production deployment'</w:t>
+      </w:r>
+    </w:p>
+    <w:p>
+      <w:pPr>
+        <w:spacing w:after="0" w:before="0"/>
+      </w:pPr>
+      <w:r>
+        <w:rPr>
+          <w:rFonts w:ascii="Consolas" w:hAnsi="Consolas" w:cs="Consolas"/>
+          <w:b w:val="0"/>
+          <w:i w:val="0"/>
+          <w:sz w:val="18"/>
+        </w:rPr>
+        <w:t xml:space="preserve">        required: true</w:t>
+      </w:r>
+    </w:p>
+    <w:p/>
+    <w:p>
+      <w:pPr>
+        <w:jc w:val="both"/>
+      </w:pPr>
+      <w:r>
+        <w:rPr>
+          <w:rFonts w:ascii="Times New Roman" w:hAnsi="Times New Roman" w:cs="Times New Roman"/>
+          <w:b w:val="0"/>
+          <w:i/>
+          <w:sz w:val="24"/>
+        </w:rPr>
+        <w:t>Entregable: Testing exhaustivo (web y mobile, objetivo &gt;80% cobertura)</w:t>
+      </w:r>
+    </w:p>
+    <w:p>
+      <w:pPr>
+        <w:jc w:val="both"/>
+      </w:pPr>
+      <w:r>
+        <w:rPr>
+          <w:rFonts w:ascii="Consolas" w:hAnsi="Consolas" w:cs="Consolas"/>
+          <w:b w:val="0"/>
+          <w:i w:val="0"/>
+          <w:sz w:val="18"/>
+        </w:rPr>
+        <w:t>.github/workflows/ci-cd-complete.yml</w:t>
+      </w:r>
+      <w:r>
+        <w:rPr>
+          <w:rFonts w:ascii="Times New Roman" w:hAnsi="Times New Roman" w:cs="Times New Roman"/>
+          <w:b w:val="0"/>
+          <w:i w:val="0"/>
+          <w:sz w:val="24"/>
+        </w:rPr>
+        <w:t xml:space="preserve"> (líneas 33-53):</w:t>
+      </w:r>
+    </w:p>
+    <w:p>
+      <w:pPr>
+        <w:spacing w:after="0" w:before="0"/>
+      </w:pPr>
+      <w:r>
+        <w:rPr>
+          <w:rFonts w:ascii="Consolas" w:hAnsi="Consolas" w:cs="Consolas"/>
+          <w:b w:val="0"/>
+          <w:i w:val="0"/>
+          <w:sz w:val="18"/>
+        </w:rPr>
+        <w:t xml:space="preserve">    steps:</w:t>
+      </w:r>
+    </w:p>
+    <w:p>
+      <w:pPr>
+        <w:spacing w:after="0" w:before="0"/>
+      </w:pPr>
+      <w:r>
+        <w:rPr>
+          <w:rFonts w:ascii="Consolas" w:hAnsi="Consolas" w:cs="Consolas"/>
+          <w:b w:val="0"/>
+          <w:i w:val="0"/>
+          <w:sz w:val="18"/>
+        </w:rPr>
+        <w:t xml:space="preserve">      - name: Checkout code</w:t>
+      </w:r>
+    </w:p>
+    <w:p>
+      <w:pPr>
+        <w:spacing w:after="0" w:before="0"/>
+      </w:pPr>
+      <w:r>
+        <w:rPr>
+          <w:rFonts w:ascii="Consolas" w:hAnsi="Consolas" w:cs="Consolas"/>
+          <w:b w:val="0"/>
+          <w:i w:val="0"/>
+          <w:sz w:val="18"/>
+        </w:rPr>
+        <w:t xml:space="preserve">        uses: actions/checkout@v4</w:t>
+      </w:r>
+    </w:p>
+    <w:p>
+      <w:pPr>
+        <w:spacing w:after="0" w:before="0"/>
+      </w:pPr>
+      <w:r>
+        <w:rPr>
+          <w:rFonts w:ascii="Consolas" w:hAnsi="Consolas" w:cs="Consolas"/>
+          <w:b w:val="0"/>
+          <w:i w:val="0"/>
+          <w:sz w:val="18"/>
+        </w:rPr>
+        <w:t xml:space="preserve"> </w:t>
+      </w:r>
+    </w:p>
+    <w:p>
+      <w:pPr>
+        <w:spacing w:after="0" w:before="0"/>
+      </w:pPr>
+      <w:r>
+        <w:rPr>
+          <w:rFonts w:ascii="Consolas" w:hAnsi="Consolas" w:cs="Consolas"/>
+          <w:b w:val="0"/>
+          <w:i w:val="0"/>
+          <w:sz w:val="18"/>
+        </w:rPr>
+        <w:t xml:space="preserve">      - name: Setup Node.js</w:t>
+      </w:r>
+    </w:p>
+    <w:p>
+      <w:pPr>
+        <w:spacing w:after="0" w:before="0"/>
+      </w:pPr>
+      <w:r>
+        <w:rPr>
+          <w:rFonts w:ascii="Consolas" w:hAnsi="Consolas" w:cs="Consolas"/>
+          <w:b w:val="0"/>
+          <w:i w:val="0"/>
+          <w:sz w:val="18"/>
+        </w:rPr>
+        <w:t xml:space="preserve">        uses: actions/setup-node@v4</w:t>
+      </w:r>
+    </w:p>
+    <w:p>
+      <w:pPr>
+        <w:spacing w:after="0" w:before="0"/>
+      </w:pPr>
+      <w:r>
+        <w:rPr>
+          <w:rFonts w:ascii="Consolas" w:hAnsi="Consolas" w:cs="Consolas"/>
+          <w:b w:val="0"/>
+          <w:i w:val="0"/>
+          <w:sz w:val="18"/>
+        </w:rPr>
+        <w:t xml:space="preserve">        with:</w:t>
+      </w:r>
+    </w:p>
+    <w:p>
+      <w:pPr>
+        <w:spacing w:after="0" w:before="0"/>
+      </w:pPr>
+      <w:r>
+        <w:rPr>
+          <w:rFonts w:ascii="Consolas" w:hAnsi="Consolas" w:cs="Consolas"/>
+          <w:b w:val="0"/>
+          <w:i w:val="0"/>
+          <w:sz w:val="18"/>
+        </w:rPr>
+        <w:t xml:space="preserve">          node-version: ${{ env.NODE_VERSION }}</w:t>
+      </w:r>
+    </w:p>
+    <w:p>
+      <w:pPr>
+        <w:spacing w:after="0" w:before="0"/>
+      </w:pPr>
+      <w:r>
+        <w:rPr>
+          <w:rFonts w:ascii="Consolas" w:hAnsi="Consolas" w:cs="Consolas"/>
+          <w:b w:val="0"/>
+          <w:i w:val="0"/>
+          <w:sz w:val="18"/>
+        </w:rPr>
+        <w:t xml:space="preserve">          cache: 'npm'</w:t>
+      </w:r>
+    </w:p>
+    <w:p>
+      <w:pPr>
+        <w:spacing w:after="0" w:before="0"/>
+      </w:pPr>
+      <w:r>
+        <w:rPr>
+          <w:rFonts w:ascii="Consolas" w:hAnsi="Consolas" w:cs="Consolas"/>
+          <w:b w:val="0"/>
+          <w:i w:val="0"/>
+          <w:sz w:val="18"/>
+        </w:rPr>
+        <w:t xml:space="preserve">          cache-dependency-path: backend/package-lock.json</w:t>
+      </w:r>
+    </w:p>
+    <w:p>
+      <w:pPr>
+        <w:spacing w:after="0" w:before="0"/>
+      </w:pPr>
+      <w:r>
+        <w:rPr>
+          <w:rFonts w:ascii="Consolas" w:hAnsi="Consolas" w:cs="Consolas"/>
+          <w:b w:val="0"/>
+          <w:i w:val="0"/>
+          <w:sz w:val="18"/>
+        </w:rPr>
+        <w:t xml:space="preserve"> </w:t>
+      </w:r>
+    </w:p>
+    <w:p>
+      <w:pPr>
+        <w:spacing w:after="0" w:before="0"/>
+      </w:pPr>
+      <w:r>
+        <w:rPr>
+          <w:rFonts w:ascii="Consolas" w:hAnsi="Consolas" w:cs="Consolas"/>
+          <w:b w:val="0"/>
+          <w:i w:val="0"/>
+          <w:sz w:val="18"/>
+        </w:rPr>
+        <w:t xml:space="preserve">      - name: Install dependencies</w:t>
+      </w:r>
+    </w:p>
+    <w:p>
+      <w:pPr>
+        <w:spacing w:after="0" w:before="0"/>
+      </w:pPr>
+      <w:r>
+        <w:rPr>
+          <w:rFonts w:ascii="Consolas" w:hAnsi="Consolas" w:cs="Consolas"/>
+          <w:b w:val="0"/>
+          <w:i w:val="0"/>
+          <w:sz w:val="18"/>
+        </w:rPr>
+        <w:t xml:space="preserve">        working-directory: ./backend</w:t>
+      </w:r>
+    </w:p>
+    <w:p>
+      <w:pPr>
+        <w:spacing w:after="0" w:before="0"/>
+      </w:pPr>
+      <w:r>
+        <w:rPr>
+          <w:rFonts w:ascii="Consolas" w:hAnsi="Consolas" w:cs="Consolas"/>
+          <w:b w:val="0"/>
+          <w:i w:val="0"/>
+          <w:sz w:val="18"/>
+        </w:rPr>
+        <w:t xml:space="preserve">        run: npm ci</w:t>
+      </w:r>
+    </w:p>
+    <w:p>
+      <w:pPr>
+        <w:spacing w:after="0" w:before="0"/>
+      </w:pPr>
+      <w:r>
+        <w:rPr>
+          <w:rFonts w:ascii="Consolas" w:hAnsi="Consolas" w:cs="Consolas"/>
+          <w:b w:val="0"/>
+          <w:i w:val="0"/>
+          <w:sz w:val="18"/>
+        </w:rPr>
+        <w:t xml:space="preserve"> </w:t>
+      </w:r>
+    </w:p>
+    <w:p>
+      <w:pPr>
+        <w:spacing w:after="0" w:before="0"/>
+      </w:pPr>
+      <w:r>
+        <w:rPr>
+          <w:rFonts w:ascii="Consolas" w:hAnsi="Consolas" w:cs="Consolas"/>
+          <w:b w:val="0"/>
+          <w:i w:val="0"/>
+          <w:sz w:val="18"/>
+        </w:rPr>
+        <w:t xml:space="preserve">      - name: Run unit tests</w:t>
+      </w:r>
+    </w:p>
+    <w:p>
+      <w:pPr>
+        <w:spacing w:after="0" w:before="0"/>
+      </w:pPr>
+      <w:r>
+        <w:rPr>
+          <w:rFonts w:ascii="Consolas" w:hAnsi="Consolas" w:cs="Consolas"/>
+          <w:b w:val="0"/>
+          <w:i w:val="0"/>
+          <w:sz w:val="18"/>
+        </w:rPr>
+        <w:t xml:space="preserve">        working-directory: ./backend</w:t>
+      </w:r>
+    </w:p>
+    <w:p>
+      <w:pPr>
+        <w:spacing w:after="0" w:before="0"/>
+      </w:pPr>
+      <w:r>
+        <w:rPr>
+          <w:rFonts w:ascii="Consolas" w:hAnsi="Consolas" w:cs="Consolas"/>
+          <w:b w:val="0"/>
+          <w:i w:val="0"/>
+          <w:sz w:val="18"/>
+        </w:rPr>
+        <w:t xml:space="preserve">        run: npm run test:unit</w:t>
+      </w:r>
+    </w:p>
+    <w:p/>
+    <w:p>
+      <w:pPr>
         <w:spacing w:before="240" w:after="120"/>
       </w:pPr>
       <w:r>
